--- a/Knitted_Markdowns/Tetrahymena_thermophila.docx
+++ b/Knitted_Markdowns/Tetrahymena_thermophila.docx
@@ -18,242 +18,6 @@
         <w:t xml:space="preserve">Nicolas Schtickzelle</w:t>
       </w:r>
     </w:p>
-    <w:p>
-      <w:pPr>
-        <w:pStyle w:val="SourceCode"/>
-      </w:pPr>
-      <w:r>
-        <w:rPr>
-          <w:rStyle w:val="VerbatimChar"/>
-        </w:rPr>
-        <w:t xml:space="preserve">## ── Attaching core tidyverse packages ─────────────────────────────────────────────────────────────────────────────────────────────────────────────────────────────── tidyverse 2.0.0 ──</w:t>
-      </w:r>
-      <w:r>
-        <w:br/>
-      </w:r>
-      <w:r>
-        <w:rPr>
-          <w:rStyle w:val="VerbatimChar"/>
-        </w:rPr>
-        <w:t xml:space="preserve">## ✔ dplyr     1.1.4     ✔ readr     2.1.6</w:t>
-      </w:r>
-      <w:r>
-        <w:br/>
-      </w:r>
-      <w:r>
-        <w:rPr>
-          <w:rStyle w:val="VerbatimChar"/>
-        </w:rPr>
-        <w:t xml:space="preserve">## ✔ forcats   1.0.1     ✔ stringr   1.6.0</w:t>
-      </w:r>
-      <w:r>
-        <w:br/>
-      </w:r>
-      <w:r>
-        <w:rPr>
-          <w:rStyle w:val="VerbatimChar"/>
-        </w:rPr>
-        <w:t xml:space="preserve">## ✔ ggplot2   4.0.1     ✔ tibble    3.3.0</w:t>
-      </w:r>
-      <w:r>
-        <w:br/>
-      </w:r>
-      <w:r>
-        <w:rPr>
-          <w:rStyle w:val="VerbatimChar"/>
-        </w:rPr>
-        <w:t xml:space="preserve">## ✔ lubridate 1.9.4     ✔ tidyr     1.3.1</w:t>
-      </w:r>
-      <w:r>
-        <w:br/>
-      </w:r>
-      <w:r>
-        <w:rPr>
-          <w:rStyle w:val="VerbatimChar"/>
-        </w:rPr>
-        <w:t xml:space="preserve">## ✔ purrr     1.2.0     </w:t>
-      </w:r>
-      <w:r>
-        <w:br/>
-      </w:r>
-      <w:r>
-        <w:rPr>
-          <w:rStyle w:val="VerbatimChar"/>
-        </w:rPr>
-        <w:t xml:space="preserve">## ── Conflicts ───────────────────────────────────────────────────────────────────────────────────────────────────────────────────────────────────────────────── tidyverse_conflicts() ──</w:t>
-      </w:r>
-      <w:r>
-        <w:br/>
-      </w:r>
-      <w:r>
-        <w:rPr>
-          <w:rStyle w:val="VerbatimChar"/>
-        </w:rPr>
-        <w:t xml:space="preserve">## ✖ dplyr::filter() masks stats::filter()</w:t>
-      </w:r>
-      <w:r>
-        <w:br/>
-      </w:r>
-      <w:r>
-        <w:rPr>
-          <w:rStyle w:val="VerbatimChar"/>
-        </w:rPr>
-        <w:t xml:space="preserve">## ✖ dplyr::lag()    masks stats::lag()</w:t>
-      </w:r>
-      <w:r>
-        <w:br/>
-      </w:r>
-      <w:r>
-        <w:rPr>
-          <w:rStyle w:val="VerbatimChar"/>
-        </w:rPr>
-        <w:t xml:space="preserve">## ℹ Use the conflicted package (&lt;http://conflicted.r-lib.org/&gt;) to force all conflicts to become errors</w:t>
-      </w:r>
-      <w:r>
-        <w:br/>
-      </w:r>
-      <w:r>
-        <w:rPr>
-          <w:rStyle w:val="VerbatimChar"/>
-        </w:rPr>
-        <w:t xml:space="preserve">## Loading required package: Matrix</w:t>
-      </w:r>
-      <w:r>
-        <w:br/>
-      </w:r>
-      <w:r>
-        <w:rPr>
-          <w:rStyle w:val="VerbatimChar"/>
-        </w:rPr>
-        <w:t xml:space="preserve">## </w:t>
-      </w:r>
-      <w:r>
-        <w:br/>
-      </w:r>
-      <w:r>
-        <w:rPr>
-          <w:rStyle w:val="VerbatimChar"/>
-        </w:rPr>
-        <w:t xml:space="preserve">## </w:t>
-      </w:r>
-      <w:r>
-        <w:br/>
-      </w:r>
-      <w:r>
-        <w:rPr>
-          <w:rStyle w:val="VerbatimChar"/>
-        </w:rPr>
-        <w:t xml:space="preserve">## Attaching package: 'Matrix'</w:t>
-      </w:r>
-      <w:r>
-        <w:br/>
-      </w:r>
-      <w:r>
-        <w:rPr>
-          <w:rStyle w:val="VerbatimChar"/>
-        </w:rPr>
-        <w:t xml:space="preserve">## </w:t>
-      </w:r>
-      <w:r>
-        <w:br/>
-      </w:r>
-      <w:r>
-        <w:rPr>
-          <w:rStyle w:val="VerbatimChar"/>
-        </w:rPr>
-        <w:t xml:space="preserve">## </w:t>
-      </w:r>
-      <w:r>
-        <w:br/>
-      </w:r>
-      <w:r>
-        <w:rPr>
-          <w:rStyle w:val="VerbatimChar"/>
-        </w:rPr>
-        <w:t xml:space="preserve">## The following objects are masked from 'package:tidyr':</w:t>
-      </w:r>
-      <w:r>
-        <w:br/>
-      </w:r>
-      <w:r>
-        <w:rPr>
-          <w:rStyle w:val="VerbatimChar"/>
-        </w:rPr>
-        <w:t xml:space="preserve">## </w:t>
-      </w:r>
-      <w:r>
-        <w:br/>
-      </w:r>
-      <w:r>
-        <w:rPr>
-          <w:rStyle w:val="VerbatimChar"/>
-        </w:rPr>
-        <w:t xml:space="preserve">##     expand, pack, unpack</w:t>
-      </w:r>
-      <w:r>
-        <w:br/>
-      </w:r>
-      <w:r>
-        <w:rPr>
-          <w:rStyle w:val="VerbatimChar"/>
-        </w:rPr>
-        <w:t xml:space="preserve">## </w:t>
-      </w:r>
-      <w:r>
-        <w:br/>
-      </w:r>
-      <w:r>
-        <w:rPr>
-          <w:rStyle w:val="VerbatimChar"/>
-        </w:rPr>
-        <w:t xml:space="preserve">## </w:t>
-      </w:r>
-      <w:r>
-        <w:br/>
-      </w:r>
-      <w:r>
-        <w:rPr>
-          <w:rStyle w:val="VerbatimChar"/>
-        </w:rPr>
-        <w:t xml:space="preserve">## Welcome to emmeans.</w:t>
-      </w:r>
-      <w:r>
-        <w:br/>
-      </w:r>
-      <w:r>
-        <w:rPr>
-          <w:rStyle w:val="VerbatimChar"/>
-        </w:rPr>
-        <w:t xml:space="preserve">## Caution: You lose important information if you filter this package's results.</w:t>
-      </w:r>
-      <w:r>
-        <w:br/>
-      </w:r>
-      <w:r>
-        <w:rPr>
-          <w:rStyle w:val="VerbatimChar"/>
-        </w:rPr>
-        <w:t xml:space="preserve">## See '? untidy'</w:t>
-      </w:r>
-      <w:r>
-        <w:br/>
-      </w:r>
-      <w:r>
-        <w:rPr>
-          <w:rStyle w:val="VerbatimChar"/>
-        </w:rPr>
-        <w:t xml:space="preserve">## </w:t>
-      </w:r>
-      <w:r>
-        <w:br/>
-      </w:r>
-      <w:r>
-        <w:rPr>
-          <w:rStyle w:val="VerbatimChar"/>
-        </w:rPr>
-        <w:t xml:space="preserve">## This is DHARMa 0.4.7. For overview type '?DHARMa'. For recent changes, type news(package = 'DHARMa')</w:t>
-      </w:r>
-    </w:p>
     <w:bookmarkStart w:id="55" w:name="Xf92adaea3556fd447a2655fbd0fd20b02ce85e7"/>
     <w:p>
       <w:pPr>
@@ -287,7 +51,7 @@
         <w:pStyle w:val="FirstParagraph"/>
       </w:pPr>
       <w:r>
-        <w:t xml:space="preserve">N.S. : conceptualization, methodology, conduct experiment, statistical analysis and visualization, writing, funding acquisition, project administration</w:t>
+        <w:t xml:space="preserve">N.S.: conceptualization, methodology, conduct experiment, statistical analysis and visualization, writing, funding acquisition, project administration</w:t>
       </w:r>
     </w:p>
     <w:bookmarkEnd w:id="20"/>
@@ -307,6 +71,12 @@
       <w:r>
         <w:t xml:space="preserve">N.S. thanks Julie Jadoul for general culture and laboratory maintenance and Julie Jadoul and Michaëlla Dacek for helping with conducting the experiment.</w:t>
       </w:r>
+      <w:r>
+        <w:t xml:space="preserve"> </w:t>
+      </w:r>
+      <w:r>
+        <w:t xml:space="preserve">This work was supported by F.R.S.-FNRS grants to N.S. (EQP U.N035.16 and PDR T.0211.19) and from UCLouvain (ARC 18-23/095: DIVERCE).</w:t>
+      </w:r>
     </w:p>
     <w:bookmarkEnd w:id="21"/>
     <w:bookmarkStart w:id="22" w:name="study-organism"/>
@@ -380,7 +150,7 @@
         <w:pStyle w:val="FirstParagraph"/>
       </w:pPr>
       <w:r>
-        <w:t xml:space="preserve">As temperature treatments, we used Tcold = 15°C, Topt = 31°C, and Thot = 39°C. Tcold is the standard culture temperature, Topt is around the temperature at which the growth rate is maximal (which differs among strains: Jacob et al. 2018), Thot is the temperature at which some growth is still possible, but it is on the descending side of the temperature performance curve, just below lethal temperature (40 to 42°C according to the strain). There was no daily variation in temperature. Due to logistic constraints, each temperature was allocated to one incubator (Sanyo MIR-554); the temperature of each of the 3 incubators was monitored every 5 min over the duration experiment to confirm temperature treatments were stable and accurate.</w:t>
+        <w:t xml:space="preserve">As temperature treatments, we used Tcold = 15°C, Topt = 31°C, and Thot = 39°C. Tcold is the below the standard culture temperature but growth is still fast enough to be measured in a reasonable time frame; Topt is around the temperature at which the growth rate is maximal (which differs among strains: Jacob et al. 2018); Thot is the temperature at which some growth is still possible, but it is on the descending side of the temperature performance curve, just below lethal temperature (c. 42°C). There was no daily variation in temperature. Due to logistic constraints, each temperature was allocated to one incubator (identicial model: Sanyo MIR-554); the temperature of each of the 3 incubators was monitored every 5 min over the duration experiment to confirm temperature treatments were stable and accurate.</w:t>
       </w:r>
     </w:p>
     <w:bookmarkEnd w:id="23"/>
@@ -398,7 +168,7 @@
         <w:pStyle w:val="FirstParagraph"/>
       </w:pPr>
       <w:r>
-        <w:t xml:space="preserve">As a fitness proxy, we used maximum growth rate (r), i.e. the exponential population growth observed of a population starting from very low density. For each of the 30 experimental populations, we inoculated two wells (technical replicates to accommodate for potential culture contamination) of a 24 well plate (Greiner 662102) with 2 ml of 0.3X culture medium and 100 µl of mother culture. We recorded population growth, using optical density measurements (OD at 550nm, using a Biotek Synergy H1 multiplate reader: Jacob et al. 2018) as a cell density proxy, regularly over a period of 23 days maximum (where the populations at 15°C were declining after reaching and maintaining carrying capacity for some time). One plate was used for each temperature and each plate contained 4 wells with medium only used a blank to correct OD. Each of the 3 plates was placed at its experimental temperature except for a few minutes when an OD read &lt;was peromed on the multiplate reader. For every read, the OD value was the average of 9 measurements spread as a grid over the well area. During the experiment, we monitored populations for a sudden sharp increase in OD, and in these cases checked for bacterial contamination under the microscope. Contaminated populations were discarded and their monitoring was stopped; this never happened during the exponential growth phase that is analysed.</w:t>
+        <w:t xml:space="preserve">As a fitness proxy, we used maximum growth rate (r), i.e. the exponential population growth observed of a population starting from very low density. For each of the 30 experimental populations, we inoculated two wells (technical replicates to accommodate for potential culture contamination) of a 24 well plate (Greiner 662102) with 2 ml of 0.3X culture medium and 100 µl of mother culture. We recorded population growth, using optical density measurements (OD at 550nm, using a Biotek Synergy H1 multiplate reader: Jacob et al. 2018) as a cell density proxy, regularly over a period of 23 days maximum (where the populations at 15°C were declining after reaching and maintaining carrying capacity for some time). One plate was used for each temperature and each plate contained 4 wells with medium only used a blank to correct OD. Each of the 3 plates was placed at its experimental temperature except for a few minutes when an OD read was performed on the multiplate reader. For every read, the OD value was the average of 9 measurements spread as a grid over the well area. During the experiment, we monitored populations for a sudden sharp increase in OD, and in these cases checked for bacterial contamination under the microscope. Contaminated populations were discarded and their monitoring was stopped; this never happened during the exponential growth phase that is analysed.</w:t>
       </w:r>
     </w:p>
     <w:p>
@@ -406,7 +176,7 @@
         <w:pStyle w:val="BodyText"/>
       </w:pPr>
       <w:r>
-        <w:t xml:space="preserve">Growth curves (i.e. time series of OD) were first cleaned for obvious outliers (e.g. due to a bubble at the surface of the liquid culture that biased the value upwards) by discarding values that were higher than 110 of the maximum observed OD. Then, they were truncated after the stationary phase by cutting the time series after the last time where OD was above 90% of the median of the highest 5 OD values in the curve. Maximum growth rate (r) was then calculated for each growth curve separately as the maximum linear slope of the temporal increase of the log-transformed optical density with the easy linear fit in the</w:t>
+        <w:t xml:space="preserve">Growth curves (i.e. time series of OD) were first cleaned for obvious outliers (e.g. due to a bubble at the surface of the liquid culture that biased the value upwards) by discarding values that were higher than 110% of the maximum observed OD. Then, they were truncated after the stationary phase by cutting the time series after the last time where OD was above 90% of the median of the highest 5 OD values in the curve. Maximum growth rate (r) was then calculated for each growth curve separately as the maximum linear slope of the temporal increase of the log-transformed optical density with the easy linear fit in the</w:t>
       </w:r>
       <w:r>
         <w:t xml:space="preserve"> </w:t>
@@ -422,14 +192,6 @@
       </w:r>
       <w:r>
         <w:t xml:space="preserve">package.</w:t>
-      </w:r>
-    </w:p>
-    <w:p>
-      <w:pPr>
-        <w:pStyle w:val="BodyText"/>
-      </w:pPr>
-      <w:r>
-        <w:t xml:space="preserve">???? - Phenotypes measured (activity, body condition, body size, etc.) and how they were estimated</w:t>
       </w:r>
     </w:p>
     <w:bookmarkEnd w:id="24"/>
@@ -459,7 +221,15 @@
         <w:t xml:space="preserve"> </w:t>
       </w:r>
       <w:r>
-        <w:t xml:space="preserve">tube of the system so that the population was at a 100.000 cells/ml. The tube content was then homogenized to encourage cells to move freely throughout the start tube and the dispersal system placed in the incubator at its experimental temperature. After 1.5 h of acclimation, the clamp closing the connecting pipe was removed and cells could freely disperse between the two tubes for 4 hours. The 30 dispersal systems were launched at a 5 min interval to ensure the 1.5 h + 4 h was strictly respected for each system. At the end of 5.5 h, the dispersal system was closed and a series of measures extracted for the</w:t>
+        <w:t xml:space="preserve">tube of the system so that the population was at a 100.000 cells/ml density. The tube content was then homogenized to encourage cells to move freely throughout the start tube and the dispersal system placed in the incubator at its experimental temperature. After 1.5 h of acclimation, the clamp closing the connecting pipe was removed and cells could freely disperse between the two tubes for 4 hours. The 30 dispersal systems were launched at a 5 min interval to ensure the 1.5 h + 4 h was strictly respected for each system.</w:t>
+      </w:r>
+    </w:p>
+    <w:p>
+      <w:pPr>
+        <w:pStyle w:val="BodyText"/>
+      </w:pPr>
+      <w:r>
+        <w:t xml:space="preserve">At the end of 5.5 h, the dispersal system was closed and a series of measures extracted for the</w:t>
       </w:r>
       <w:r>
         <w:t xml:space="preserve"> </w:t>
@@ -483,15 +253,7 @@
         <w:t xml:space="preserve"> </w:t>
       </w:r>
       <w:r>
-        <w:t xml:space="preserve">tubes using a digital image analysis procedure, which allows estimation of cell densities and several phenotypic traits in an objective and automated manner. To do so, five independent samples were taken from each tube after culture homogenization, and each loaded in a chamber of a counting slide (Kima, Italy); for each chamber, a dark field image was taken using a Canon EOS 5D Mark II mounted on a Nikon Eclipse 50i microscope. Images were then treated and segmented using Fiji software (Version 1.47, Schneider et al. 2012) to identify individual cells and extract measures. This workflow, containing several data cleaning steps to eliminate artefacts, has been carefully validated and extensively optimized to produce accurate and repeatable results (see details and measures of error rates in Pennekamp and Schtickzelle (2013)).</w:t>
-      </w:r>
-    </w:p>
-    <w:p>
-      <w:pPr>
-        <w:pStyle w:val="BodyText"/>
-      </w:pPr>
-      <w:r>
-        <w:t xml:space="preserve">???? - Phenotypes measured (activity, body condition, body size, etc.) and how they were estimated</w:t>
+        <w:t xml:space="preserve">tubes using a digital image analysis procedure, which allows estimation of cell densities and several phenotypic traits in an objective and automated manner. To do so, five independent samples were taken from each tube after culture homogenization, and each loaded in a chamber of a counting slide (Kima Precision cell 301890, Italy); for each chamber, a dark field image was taken using a Canon EOS 5D Mark II mounted on a Nikon Eclipse 50i microscope. Images were then treated and segmented using Fiji software (Version 1.47, Schneider et al. 2012) to identify individual cells and extract measures. This workflow, containing several data cleaning steps to eliminate artefacts, has been carefully validated and extensively optimized to produce accurate and repeatable results (see details and measures of error rates in Pennekamp and Schtickzelle (2013)).</w:t>
       </w:r>
     </w:p>
     <w:bookmarkEnd w:id="25"/>
@@ -536,7 +298,7 @@
               <a:graphicData uri="http://schemas.openxmlformats.org/drawingml/2006/picture">
                 <pic:pic>
                   <pic:nvPicPr>
-                    <pic:cNvPr descr="D:\OneDrive%20-%20UCL\Research\Publications\In%20prep\dispNet%20-%20Temp-dep%20dispersal\Analysis\Standardized%20analysis\DispNet-Temperature-Dependent-Dispersal\Knitted_Markdowns\Tetrahymena_thermophila_files/figure-docx/fitnessnormal-1.png" id="29" name="Picture"/>
+                    <pic:cNvPr descr="D:\OneDrive - UCL\Research\Publications\In prep\dispNet - Temp-dep dispersal\Analysis\Standardized analysis\DispNet-Temperature-Dependent-Dispersal\Knitted_Markdowns\Tetrahymena_thermophila_files/82387409f620264028a40008b856ab1b576234a1.png" id="29" name="Picture"/>
                     <pic:cNvPicPr>
                       <a:picLocks noChangeArrowheads="1" noChangeAspect="1"/>
                     </pic:cNvPicPr>
@@ -591,7 +353,7 @@
               <a:graphicData uri="http://schemas.openxmlformats.org/drawingml/2006/picture">
                 <pic:pic>
                   <pic:nvPicPr>
-                    <pic:cNvPr descr="D:\OneDrive%20-%20UCL\Research\Publications\In%20prep\dispNet%20-%20Temp-dep%20dispersal\Analysis\Standardized%20analysis\DispNet-Temperature-Dependent-Dispersal\Knitted_Markdowns\Tetrahymena_thermophila_files/figure-docx/transformedfitnessnormal-1.png" id="32" name="Picture"/>
+                    <pic:cNvPr descr="D:\OneDrive - UCL\Research\Publications\In prep\dispNet - Temp-dep dispersal\Analysis\Standardized analysis\DispNet-Temperature-Dependent-Dispersal\Knitted_Markdowns\Tetrahymena_thermophila_files/5fe1bfc5d13c41832af6a7e150b363817eab2426.png" id="32" name="Picture"/>
                     <pic:cNvPicPr>
                       <a:picLocks noChangeArrowheads="1" noChangeAspect="1"/>
                     </pic:cNvPicPr>
@@ -646,7 +408,7 @@
               <a:graphicData uri="http://schemas.openxmlformats.org/drawingml/2006/picture">
                 <pic:pic>
                   <pic:nvPicPr>
-                    <pic:cNvPr descr="D:\OneDrive%20-%20UCL\Research\Publications\In%20prep\dispNet%20-%20Temp-dep%20dispersal\Analysis\Standardized%20analysis\DispNet-Temperature-Dependent-Dispersal\Knitted_Markdowns\Tetrahymena_thermophila_files/figure-docx/fitnessplotnormal-1.png" id="35" name="Picture"/>
+                    <pic:cNvPr descr="D:\OneDrive - UCL\Research\Publications\In prep\dispNet - Temp-dep dispersal\Analysis\Standardized analysis\DispNet-Temperature-Dependent-Dispersal\Knitted_Markdowns\Tetrahymena_thermophila_files/aec778d6e42fa94736f07cdea22082b2766d603d.png" id="35" name="Picture"/>
                     <pic:cNvPicPr>
                       <a:picLocks noChangeArrowheads="1" noChangeAspect="1"/>
                     </pic:cNvPicPr>
@@ -703,28 +465,6 @@
         <w:t xml:space="preserve">Fitness ~ Temp.treatment + (1|Strain)</w:t>
       </w:r>
     </w:p>
-    <w:p>
-      <w:pPr>
-        <w:pStyle w:val="SourceCode"/>
-      </w:pPr>
-      <w:r>
-        <w:rPr>
-          <w:rStyle w:val="VerbatimChar"/>
-        </w:rPr>
-        <w:t xml:space="preserve">## Cannot use mode = "kenward-roger" because *pbkrtest* package is not installed</w:t>
-      </w:r>
-    </w:p>
-    <w:p>
-      <w:pPr>
-        <w:pStyle w:val="SourceCode"/>
-      </w:pPr>
-      <w:r>
-        <w:rPr>
-          <w:rStyle w:val="VerbatimChar"/>
-        </w:rPr>
-        <w:t xml:space="preserve">## Cannot use mode = "satterthwaite" because *lmerTest* package is not installed</w:t>
-      </w:r>
-    </w:p>
     <w:bookmarkStart w:id="36" w:name="X4d75bf29afdb3f3059f51b0f64a8b52a72d0286"/>
     <w:p>
       <w:pPr>
@@ -781,7 +521,7 @@
         <w:rPr>
           <w:rStyle w:val="VerbatimChar"/>
         </w:rPr>
-        <w:t xml:space="preserve">##  contrast   estimate      SE  df asymp.LCL asymp.UCL z.ratio p.value</w:t>
+        <w:t xml:space="preserve">##  contrast   estimate      SE   df lower.CL upper.CL t.ratio p.value</w:t>
       </w:r>
       <w:r>
         <w:br/>
@@ -790,7 +530,7 @@
         <w:rPr>
           <w:rStyle w:val="VerbatimChar"/>
         </w:rPr>
-        <w:t xml:space="preserve">##  opt - high  0.02218 0.00303 Inf   0.01623   0.02812   7.314  &lt;.0001</w:t>
+        <w:t xml:space="preserve">##  opt - high  0.02218 0.00303 5.89  0.01472  0.02963   7.314  0.0004</w:t>
       </w:r>
       <w:r>
         <w:br/>
@@ -799,7 +539,7 @@
         <w:rPr>
           <w:rStyle w:val="VerbatimChar"/>
         </w:rPr>
-        <w:t xml:space="preserve">##  opt - low   0.02326 0.00303 Inf   0.01732   0.02921   7.672  &lt;.0001</w:t>
+        <w:t xml:space="preserve">##  opt - low   0.02326 0.00303 5.89  0.01581  0.03072   7.672  0.0003</w:t>
       </w:r>
       <w:r>
         <w:br/>
@@ -808,7 +548,7 @@
         <w:rPr>
           <w:rStyle w:val="VerbatimChar"/>
         </w:rPr>
-        <w:t xml:space="preserve">##  high - low  0.00109 0.00303 Inf  -0.00486   0.00703   0.358  0.7203</w:t>
+        <w:t xml:space="preserve">##  high - low  0.00109 0.00303 5.89 -0.00637  0.00854   0.358  0.7328</w:t>
       </w:r>
       <w:r>
         <w:br/>
@@ -826,7 +566,7 @@
         <w:rPr>
           <w:rStyle w:val="VerbatimChar"/>
         </w:rPr>
-        <w:t xml:space="preserve">## Degrees-of-freedom method: inherited from asymptotic when re-gridding </w:t>
+        <w:t xml:space="preserve">## Degrees-of-freedom method: inherited from kenward-roger when re-gridding </w:t>
       </w:r>
       <w:r>
         <w:br/>
@@ -879,7 +619,7 @@
               <a:graphicData uri="http://schemas.openxmlformats.org/drawingml/2006/picture">
                 <pic:pic>
                   <pic:nvPicPr>
-                    <pic:cNvPr descr="D:\OneDrive%20-%20UCL\Research\Publications\In%20prep\dispNet%20-%20Temp-dep%20dispersal\Analysis\Standardized%20analysis\DispNet-Temperature-Dependent-Dispersal\Knitted_Markdowns\Tetrahymena_thermophila_files/figure-docx/dispersalplot-1.png" id="41" name="Picture"/>
+                    <pic:cNvPr descr="D:\OneDrive - UCL\Research\Publications\In prep\dispNet - Temp-dep dispersal\Analysis\Standardized analysis\DispNet-Temperature-Dependent-Dispersal\Knitted_Markdowns\Tetrahymena_thermophila_files/bcf4bc71764f1134a08abc78930415db6e82f2d3.png" id="41" name="Picture"/>
                     <pic:cNvPicPr>
                       <a:picLocks noChangeArrowheads="1" noChangeAspect="1"/>
                     </pic:cNvPicPr>
@@ -1039,7 +779,7 @@
         <w:rPr>
           <w:rStyle w:val="VerbatimChar"/>
         </w:rPr>
-        <w:t xml:space="preserve">##  opt / high      0.678 0.0191 Inf     0.641     0.716    1 -13.790  &lt;.0001</w:t>
+        <w:t xml:space="preserve">##  opt / high      0.678 0.0191 Inf     0.641     0.716    1 -13.790 &lt;0.0001</w:t>
       </w:r>
       <w:r>
         <w:br/>
@@ -1048,7 +788,7 @@
         <w:rPr>
           <w:rStyle w:val="VerbatimChar"/>
         </w:rPr>
-        <w:t xml:space="preserve">##  opt / low      21.953 1.0900 Inf    19.913    24.201    1  62.089  &lt;.0001</w:t>
+        <w:t xml:space="preserve">##  opt / low      21.953 1.0900 Inf    19.913    24.201    1  62.089 &lt;0.0001</w:t>
       </w:r>
       <w:r>
         <w:br/>
@@ -1057,7 +797,7 @@
         <w:rPr>
           <w:rStyle w:val="VerbatimChar"/>
         </w:rPr>
-        <w:t xml:space="preserve">##  high / low     32.388 1.6700 Inf    29.267    35.842    1  67.263  &lt;.0001</w:t>
+        <w:t xml:space="preserve">##  high / low     32.388 1.6700 Inf    29.267    35.842    1  67.263 &lt;0.0001</w:t>
       </w:r>
       <w:r>
         <w:br/>
@@ -1138,7 +878,7 @@
               <a:graphicData uri="http://schemas.openxmlformats.org/drawingml/2006/picture">
                 <pic:pic>
                   <pic:nvPicPr>
-                    <pic:cNvPr descr="D:\OneDrive%20-%20UCL\Research\Publications\In%20prep\dispNet%20-%20Temp-dep%20dispersal\Analysis\Standardized%20analysis\DispNet-Temperature-Dependent-Dispersal\Knitted_Markdowns\Tetrahymena_thermophila_files/figure-docx/modeldiagnosticsfitness-1.png" id="47" name="Picture"/>
+                    <pic:cNvPr descr="D:\OneDrive - UCL\Research\Publications\In prep\dispNet - Temp-dep dispersal\Analysis\Standardized analysis\DispNet-Temperature-Dependent-Dispersal\Knitted_Markdowns\Tetrahymena_thermophila_files/64774ba0bb3a529c4f4a00219fc4b059fac32d54.png" id="47" name="Picture"/>
                     <pic:cNvPicPr>
                       <a:picLocks noChangeArrowheads="1" noChangeAspect="1"/>
                     </pic:cNvPicPr>
@@ -1195,7 +935,7 @@
               <a:graphicData uri="http://schemas.openxmlformats.org/drawingml/2006/picture">
                 <pic:pic>
                   <pic:nvPicPr>
-                    <pic:cNvPr descr="D:\OneDrive%20-%20UCL\Research\Publications\In%20prep\dispNet%20-%20Temp-dep%20dispersal\Analysis\Standardized%20analysis\DispNet-Temperature-Dependent-Dispersal\Knitted_Markdowns\Tetrahymena_thermophila_files/figure-docx/modeldiagnosticsdispersal-1.png" id="51" name="Picture"/>
+                    <pic:cNvPr descr="D:\OneDrive - UCL\Research\Publications\In prep\dispNet - Temp-dep dispersal\Analysis\Standardized analysis\DispNet-Temperature-Dependent-Dispersal\Knitted_Markdowns\Tetrahymena_thermophila_files/be47c43cdc56677d753d65fddcc6c55ed3eb138e.png" id="51" name="Picture"/>
                     <pic:cNvPicPr>
                       <a:picLocks noChangeArrowheads="1" noChangeAspect="1"/>
                     </pic:cNvPicPr>
